--- a/МатМодиИИ/ФОС/ОС_Б1.В.01.04_Интеллектуальный_анализ_данных.docx
+++ b/МатМодиИИ/ФОС/ОС_Б1.В.01.04_Интеллектуальный_анализ_данных.docx
@@ -372,7 +372,7 @@
                 <w:sz w:val="28"/>
                 <w:szCs w:val="28"/>
               </w:rPr>
-              <w:t xml:space="preserve">«интеллектуальный анализ данных»</w:t>
+              <w:t xml:space="preserve">«Интеллектуальный анализ данных»</w:t>
             </w:r>
           </w:p>
         </w:tc>
@@ -598,7 +598,7 @@
                 <w:sz w:val="28"/>
                 <w:szCs w:val="28"/>
               </w:rPr>
-              <w:t xml:space="preserve">Направленность (профиль):</w:t>
+              <w:t xml:space="preserve">Направленность (профиль)/специализация программы:</w:t>
             </w:r>
           </w:p>
         </w:tc>
@@ -835,7 +835,7 @@
           <w:sz w:val="28"/>
           <w:szCs w:val="28"/>
         </w:rPr>
-        <w:t xml:space="preserve">Рязань, </w:t>
+        <w:t xml:space="preserve">Рязань 2026</w:t>
       </w:r>
       <w:r>
         <w:rPr>
@@ -844,7 +844,7 @@
           <w:sz w:val="28"/>
           <w:szCs w:val="28"/>
         </w:rPr>
-        <w:t>2026</w:t>
+        <w:t/>
       </w:r>
     </w:p>
     <w:p>
@@ -1599,7 +1599,7 @@
           <w:szCs w:val="24"/>
           <w:lang w:val="ru-RU" w:eastAsia="zh-CN"/>
         </w:rPr>
-        <w:t xml:space="preserve">ПАСПОРТ ОЦЕНОЧНЫХ МАТЕРИАЛОВ ПО ДИСЦИПЛИНЕ ДЛЯ ПРОМЕЖУТОЧНОЙ АТТЕСТАЦИИ</w:t>
+        <w:t xml:space="preserve">ПАСПОРТ ОЦЕНОЧНЫХ МАТЕРИАЛОВ ПО ДИСЦИПЛИНЕ (МОДУЛЮ) ДЛЯ ПРОМЕЖУТОЧНОЙ АТТЕСТАЦИИ</w:t>
       </w:r>
     </w:p>
     <w:tbl>
@@ -5299,6 +5299,911 @@
     </w:p>
     <w:p>
       <w:pPr>
+        <w:keepNext/>
+        <w:keepLines/>
+        <w:widowControl/>
+        <w:suppressAutoHyphens w:val="0"/>
+        <w:autoSpaceDE w:val="0"/>
+        <w:autoSpaceDN w:val="0"/>
+        <w:jc w:val="both"/>
+        <w:rPr>
+          <w:rFonts w:ascii="Times New Roman" w:eastAsia="Times New Roman" w:hAnsi="Times New Roman" w:cs="Times New Roman"/>
+          <w:color w:val="auto"/>
+          <w:sz w:val="28"/>
+          <w:szCs w:val="28"/>
+          <w:lang w:eastAsia="en-US" w:bidi="ar-SA"/>
+        </w:rPr>
+      </w:pPr>
+      <w:r>
+        <w:rPr>
+          <w:rFonts w:ascii="Times New Roman" w:eastAsia="Times New Roman" w:hAnsi="Times New Roman" w:cs="Times New Roman"/>
+          <w:color w:val="auto"/>
+          <w:sz w:val="28"/>
+          <w:szCs w:val="28"/>
+          <w:lang w:eastAsia="en-US" w:bidi="ar-SA"/>
+        </w:rPr>
+        <w:t>Перечень лабораторных работ (при наличии)</w:t>
+      </w:r>
+    </w:p>
+    <w:tbl>
+      <w:tblPr>
+        <w:tblW w:w="0" w:type="auto"/>
+        <w:tblBorders>
+          <w:top w:val="single" w:sz="4" w:space="0" w:color="auto"/>
+          <w:left w:val="single" w:sz="4" w:space="0" w:color="auto"/>
+          <w:bottom w:val="single" w:sz="4" w:space="0" w:color="auto"/>
+          <w:right w:val="single" w:sz="4" w:space="0" w:color="auto"/>
+          <w:insideH w:val="single" w:sz="4" w:space="0" w:color="auto"/>
+          <w:insideV w:val="single" w:sz="4" w:space="0" w:color="auto"/>
+        </w:tblBorders>
+        <w:tblLook w:val="04A0" w:firstRow="1" w:lastRow="0" w:firstColumn="1" w:lastColumn="0" w:noHBand="0" w:noVBand="1"/>
+      </w:tblPr>
+      <w:tblGrid>
+        <w:gridCol w:w="1218"/>
+        <w:gridCol w:w="1091"/>
+        <w:gridCol w:w="2654"/>
+        <w:gridCol w:w="4607"/>
+      </w:tblGrid>
+      <w:tr>
+        <w:trPr>
+          <w:tblHeader/>
+        </w:trPr>
+        <w:tc>
+          <w:tcPr>
+            <w:tcW w:w="0" w:type="auto"/>
+            <w:shd w:val="clear" w:color="auto" w:fill="auto"/>
+          </w:tcPr>
+          <w:p>
+            <w:pPr>
+              <w:keepNext/>
+              <w:jc w:val="center"/>
+              <w:rPr>
+                <w:szCs w:val="22"/>
+              </w:rPr>
+            </w:pPr>
+            <w:r>
+              <w:rPr>
+                <w:rFonts w:ascii="Times New Roman" w:hAnsi="Times New Roman"/>
+                <w:b/>
+                <w:sz w:val="24"/>
+                <w:szCs w:val="22"/>
+              </w:rPr>
+              <w:t>№ семестра</w:t>
+            </w:r>
+          </w:p>
+        </w:tc>
+        <w:tc>
+          <w:tcPr>
+            <w:tcW w:w="0" w:type="auto"/>
+            <w:shd w:val="clear" w:color="auto" w:fill="auto"/>
+          </w:tcPr>
+          <w:p>
+            <w:pPr>
+              <w:keepNext/>
+              <w:jc w:val="center"/>
+              <w:rPr>
+                <w:szCs w:val="22"/>
+              </w:rPr>
+            </w:pPr>
+            <w:r>
+              <w:rPr>
+                <w:rFonts w:ascii="Times New Roman" w:hAnsi="Times New Roman"/>
+                <w:b/>
+                <w:sz w:val="24"/>
+                <w:szCs w:val="22"/>
+              </w:rPr>
+              <w:t>№ раздела</w:t>
+            </w:r>
+          </w:p>
+        </w:tc>
+        <w:tc>
+          <w:tcPr>
+            <w:tcW w:w="0" w:type="auto"/>
+            <w:shd w:val="clear" w:color="auto" w:fill="auto"/>
+          </w:tcPr>
+          <w:p>
+            <w:pPr>
+              <w:keepNext/>
+              <w:jc w:val="center"/>
+              <w:rPr>
+                <w:szCs w:val="22"/>
+              </w:rPr>
+            </w:pPr>
+            <w:r>
+              <w:rPr>
+                <w:rFonts w:ascii="Times New Roman" w:hAnsi="Times New Roman"/>
+                <w:b/>
+                <w:sz w:val="24"/>
+                <w:szCs w:val="22"/>
+              </w:rPr>
+              <w:t>Наименование раздела учебной дисциплины</w:t>
+            </w:r>
+          </w:p>
+        </w:tc>
+        <w:tc>
+          <w:tcPr>
+            <w:tcW w:w="0" w:type="auto"/>
+            <w:shd w:val="clear" w:color="auto" w:fill="auto"/>
+          </w:tcPr>
+          <w:p>
+            <w:pPr>
+              <w:keepNext/>
+              <w:jc w:val="center"/>
+              <w:rPr>
+                <w:szCs w:val="22"/>
+              </w:rPr>
+            </w:pPr>
+            <w:r>
+              <w:rPr>
+                <w:rFonts w:ascii="Times New Roman" w:hAnsi="Times New Roman"/>
+                <w:b/>
+                <w:sz w:val="24"/>
+                <w:szCs w:val="22"/>
+              </w:rPr>
+              <w:t>Название лабораторной работы</w:t>
+            </w:r>
+          </w:p>
+        </w:tc>
+      </w:tr>
+      <w:tr>
+        <w:trPr>
+          <w:cantSplit/>
+        </w:trPr>
+        <w:tc>
+          <w:tcPr>
+            <w:tcW w:w="0" w:type="auto"/>
+            <w:vMerge w:val="restart"/>
+            <w:shd w:val="clear" w:color="auto" w:fill="auto"/>
+          </w:tcPr>
+          <w:p>
+            <w:pPr>
+              <w:keepNext/>
+              <w:jc w:val="center"/>
+              <w:rPr>
+                <w:szCs w:val="22"/>
+              </w:rPr>
+            </w:pPr>
+            <w:r>
+              <w:rPr>
+                <w:rFonts w:ascii="Times New Roman" w:hAnsi="Times New Roman"/>
+                <w:sz w:val="24"/>
+                <w:szCs w:val="22"/>
+              </w:rPr>
+              <w:t>9</w:t>
+            </w:r>
+          </w:p>
+        </w:tc>
+        <w:tc>
+          <w:tcPr>
+            <w:tcW w:w="0" w:type="auto"/>
+            <w:vMerge w:val="restart"/>
+            <w:shd w:val="clear" w:color="auto" w:fill="auto"/>
+          </w:tcPr>
+          <w:p>
+            <w:pPr>
+              <w:keepNext/>
+              <w:jc w:val="center"/>
+              <w:rPr>
+                <w:szCs w:val="22"/>
+              </w:rPr>
+            </w:pPr>
+            <w:r>
+              <w:rPr>
+                <w:rFonts w:ascii="Times New Roman" w:hAnsi="Times New Roman"/>
+                <w:sz w:val="24"/>
+                <w:szCs w:val="22"/>
+              </w:rPr>
+              <w:t>1</w:t>
+            </w:r>
+          </w:p>
+        </w:tc>
+        <w:tc>
+          <w:tcPr>
+            <w:tcW w:w="0" w:type="auto"/>
+            <w:vMerge w:val="restart"/>
+            <w:shd w:val="clear" w:color="auto" w:fill="auto"/>
+          </w:tcPr>
+          <w:p>
+            <w:pPr>
+              <w:keepNext/>
+              <w:jc w:val="center"/>
+              <w:rPr>
+                <w:szCs w:val="22"/>
+              </w:rPr>
+            </w:pPr>
+            <w:r>
+              <w:rPr>
+                <w:rFonts w:ascii="Times New Roman" w:hAnsi="Times New Roman"/>
+                <w:sz w:val="24"/>
+                <w:szCs w:val="22"/>
+              </w:rPr>
+              <w:t>Исследование структуры многомерных данных</w:t>
+            </w:r>
+          </w:p>
+        </w:tc>
+        <w:tc>
+          <w:tcPr>
+            <w:tcW w:w="0" w:type="auto"/>
+            <w:shd w:val="clear" w:color="auto" w:fill="auto"/>
+          </w:tcPr>
+          <w:p>
+            <w:pPr>
+              <w:keepNext/>
+              <w:rPr>
+                <w:szCs w:val="22"/>
+              </w:rPr>
+            </w:pPr>
+            <w:r>
+              <w:rPr>
+                <w:rFonts w:ascii="Times New Roman" w:hAnsi="Times New Roman"/>
+                <w:sz w:val="24"/>
+                <w:szCs w:val="22"/>
+              </w:rPr>
+              <w:t>Лабораторная работа №1. Построение профиля качества объединенных таблиц и выявление противоречивых наблюдений</w:t>
+            </w:r>
+          </w:p>
+        </w:tc>
+      </w:tr>
+      <w:tr>
+        <w:trPr>
+          <w:cantSplit/>
+        </w:trPr>
+        <w:tc>
+          <w:tcPr>
+            <w:tcW w:w="0" w:type="auto"/>
+            <w:vMerge/>
+            <w:shd w:val="clear" w:color="auto" w:fill="auto"/>
+          </w:tcPr>
+          <w:p/>
+        </w:tc>
+        <w:tc>
+          <w:tcPr>
+            <w:tcW w:w="0" w:type="auto"/>
+            <w:vMerge/>
+            <w:shd w:val="clear" w:color="auto" w:fill="auto"/>
+          </w:tcPr>
+          <w:p/>
+        </w:tc>
+        <w:tc>
+          <w:tcPr>
+            <w:tcW w:w="0" w:type="auto"/>
+            <w:vMerge/>
+            <w:shd w:val="clear" w:color="auto" w:fill="auto"/>
+          </w:tcPr>
+          <w:p/>
+        </w:tc>
+        <w:tc>
+          <w:tcPr>
+            <w:tcW w:w="0" w:type="auto"/>
+            <w:shd w:val="clear" w:color="auto" w:fill="auto"/>
+          </w:tcPr>
+          <w:p>
+            <w:pPr>
+              <w:keepNext/>
+              <w:rPr>
+                <w:szCs w:val="22"/>
+              </w:rPr>
+            </w:pPr>
+            <w:r>
+              <w:rPr>
+                <w:rFonts w:ascii="Times New Roman" w:hAnsi="Times New Roman"/>
+                <w:sz w:val="24"/>
+                <w:szCs w:val="22"/>
+              </w:rPr>
+              <w:t>Лабораторная работа №2. Исследование смещения распределений признаков при систематических пропусках в группах наблюдений</w:t>
+            </w:r>
+          </w:p>
+        </w:tc>
+      </w:tr>
+      <w:tr>
+        <w:trPr>
+          <w:cantSplit/>
+        </w:trPr>
+        <w:tc>
+          <w:tcPr>
+            <w:tcW w:w="0" w:type="auto"/>
+            <w:vMerge/>
+            <w:shd w:val="clear" w:color="auto" w:fill="auto"/>
+          </w:tcPr>
+          <w:p/>
+        </w:tc>
+        <w:tc>
+          <w:tcPr>
+            <w:tcW w:w="0" w:type="auto"/>
+            <w:vMerge/>
+            <w:shd w:val="clear" w:color="auto" w:fill="auto"/>
+          </w:tcPr>
+          <w:p/>
+        </w:tc>
+        <w:tc>
+          <w:tcPr>
+            <w:tcW w:w="0" w:type="auto"/>
+            <w:vMerge/>
+            <w:shd w:val="clear" w:color="auto" w:fill="auto"/>
+          </w:tcPr>
+          <w:p/>
+        </w:tc>
+        <w:tc>
+          <w:tcPr>
+            <w:tcW w:w="0" w:type="auto"/>
+            <w:shd w:val="clear" w:color="auto" w:fill="auto"/>
+          </w:tcPr>
+          <w:p>
+            <w:pPr>
+              <w:keepNext/>
+              <w:rPr>
+                <w:szCs w:val="22"/>
+              </w:rPr>
+            </w:pPr>
+            <w:r>
+              <w:rPr>
+                <w:rFonts w:ascii="Times New Roman" w:hAnsi="Times New Roman"/>
+                <w:sz w:val="24"/>
+                <w:szCs w:val="22"/>
+              </w:rPr>
+              <w:t>Лабораторная работа №3. Выбор меры сходства смешанных признаков и проверка ее влияния на соседства наблюдений</w:t>
+            </w:r>
+          </w:p>
+        </w:tc>
+      </w:tr>
+      <w:tr>
+        <w:trPr>
+          <w:cantSplit/>
+        </w:trPr>
+        <w:tc>
+          <w:tcPr>
+            <w:tcW w:w="0" w:type="auto"/>
+            <w:vMerge/>
+            <w:shd w:val="clear" w:color="auto" w:fill="auto"/>
+          </w:tcPr>
+          <w:p/>
+        </w:tc>
+        <w:tc>
+          <w:tcPr>
+            <w:tcW w:w="0" w:type="auto"/>
+            <w:vMerge w:val="restart"/>
+            <w:shd w:val="clear" w:color="auto" w:fill="auto"/>
+          </w:tcPr>
+          <w:p>
+            <w:pPr>
+              <w:keepNext/>
+              <w:jc w:val="center"/>
+              <w:rPr>
+                <w:szCs w:val="22"/>
+              </w:rPr>
+            </w:pPr>
+            <w:r>
+              <w:rPr>
+                <w:rFonts w:ascii="Times New Roman" w:hAnsi="Times New Roman"/>
+                <w:sz w:val="24"/>
+                <w:szCs w:val="22"/>
+              </w:rPr>
+              <w:t>2</w:t>
+            </w:r>
+          </w:p>
+        </w:tc>
+        <w:tc>
+          <w:tcPr>
+            <w:tcW w:w="0" w:type="auto"/>
+            <w:vMerge w:val="restart"/>
+            <w:shd w:val="clear" w:color="auto" w:fill="auto"/>
+          </w:tcPr>
+          <w:p>
+            <w:pPr>
+              <w:keepNext/>
+              <w:jc w:val="center"/>
+              <w:rPr>
+                <w:szCs w:val="22"/>
+              </w:rPr>
+            </w:pPr>
+            <w:r>
+              <w:rPr>
+                <w:rFonts w:ascii="Times New Roman" w:hAnsi="Times New Roman"/>
+                <w:sz w:val="24"/>
+                <w:szCs w:val="22"/>
+              </w:rPr>
+              <w:t>Поиск закономерностей</w:t>
+            </w:r>
+          </w:p>
+        </w:tc>
+        <w:tc>
+          <w:tcPr>
+            <w:tcW w:w="0" w:type="auto"/>
+            <w:shd w:val="clear" w:color="auto" w:fill="auto"/>
+          </w:tcPr>
+          <w:p>
+            <w:pPr>
+              <w:keepNext/>
+              <w:rPr>
+                <w:szCs w:val="22"/>
+              </w:rPr>
+            </w:pPr>
+            <w:r>
+              <w:rPr>
+                <w:rFonts w:ascii="Times New Roman" w:hAnsi="Times New Roman"/>
+                <w:sz w:val="24"/>
+                <w:szCs w:val="22"/>
+              </w:rPr>
+              <w:t>Лабораторная работа №4. Поиск частых наборов покупок алгоритмом Apriori при изменении минимальной поддержки</w:t>
+            </w:r>
+          </w:p>
+        </w:tc>
+      </w:tr>
+      <w:tr>
+        <w:trPr>
+          <w:cantSplit/>
+        </w:trPr>
+        <w:tc>
+          <w:tcPr>
+            <w:tcW w:w="0" w:type="auto"/>
+            <w:vMerge/>
+            <w:shd w:val="clear" w:color="auto" w:fill="auto"/>
+          </w:tcPr>
+          <w:p/>
+        </w:tc>
+        <w:tc>
+          <w:tcPr>
+            <w:tcW w:w="0" w:type="auto"/>
+            <w:vMerge/>
+            <w:shd w:val="clear" w:color="auto" w:fill="auto"/>
+          </w:tcPr>
+          <w:p/>
+        </w:tc>
+        <w:tc>
+          <w:tcPr>
+            <w:tcW w:w="0" w:type="auto"/>
+            <w:vMerge/>
+            <w:shd w:val="clear" w:color="auto" w:fill="auto"/>
+          </w:tcPr>
+          <w:p/>
+        </w:tc>
+        <w:tc>
+          <w:tcPr>
+            <w:tcW w:w="0" w:type="auto"/>
+            <w:shd w:val="clear" w:color="auto" w:fill="auto"/>
+          </w:tcPr>
+          <w:p>
+            <w:pPr>
+              <w:keepNext/>
+              <w:rPr>
+                <w:szCs w:val="22"/>
+              </w:rPr>
+            </w:pPr>
+            <w:r>
+              <w:rPr>
+                <w:rFonts w:ascii="Times New Roman" w:hAnsi="Times New Roman"/>
+                <w:sz w:val="24"/>
+                <w:szCs w:val="22"/>
+              </w:rPr>
+              <w:t>Лабораторная работа №5. Проверка устойчивости ассоциативных правил на повторных выборках транзакций</w:t>
+            </w:r>
+          </w:p>
+        </w:tc>
+      </w:tr>
+      <w:tr>
+        <w:trPr>
+          <w:cantSplit/>
+        </w:trPr>
+        <w:tc>
+          <w:tcPr>
+            <w:tcW w:w="0" w:type="auto"/>
+            <w:vMerge/>
+            <w:shd w:val="clear" w:color="auto" w:fill="auto"/>
+          </w:tcPr>
+          <w:p/>
+        </w:tc>
+        <w:tc>
+          <w:tcPr>
+            <w:tcW w:w="0" w:type="auto"/>
+            <w:vMerge w:val="restart"/>
+            <w:shd w:val="clear" w:color="auto" w:fill="auto"/>
+          </w:tcPr>
+          <w:p>
+            <w:pPr>
+              <w:keepNext/>
+              <w:jc w:val="center"/>
+              <w:rPr>
+                <w:szCs w:val="22"/>
+              </w:rPr>
+            </w:pPr>
+            <w:r>
+              <w:rPr>
+                <w:rFonts w:ascii="Times New Roman" w:hAnsi="Times New Roman"/>
+                <w:sz w:val="24"/>
+                <w:szCs w:val="22"/>
+              </w:rPr>
+              <w:t>3</w:t>
+            </w:r>
+          </w:p>
+        </w:tc>
+        <w:tc>
+          <w:tcPr>
+            <w:tcW w:w="0" w:type="auto"/>
+            <w:vMerge w:val="restart"/>
+            <w:shd w:val="clear" w:color="auto" w:fill="auto"/>
+          </w:tcPr>
+          <w:p>
+            <w:pPr>
+              <w:keepNext/>
+              <w:jc w:val="center"/>
+              <w:rPr>
+                <w:szCs w:val="22"/>
+              </w:rPr>
+            </w:pPr>
+            <w:r>
+              <w:rPr>
+                <w:rFonts w:ascii="Times New Roman" w:hAnsi="Times New Roman"/>
+                <w:sz w:val="24"/>
+                <w:szCs w:val="22"/>
+              </w:rPr>
+              <w:t>Устойчивость кластеров и обнаружение аномалий</w:t>
+            </w:r>
+          </w:p>
+        </w:tc>
+        <w:tc>
+          <w:tcPr>
+            <w:tcW w:w="0" w:type="auto"/>
+            <w:shd w:val="clear" w:color="auto" w:fill="auto"/>
+          </w:tcPr>
+          <w:p>
+            <w:pPr>
+              <w:keepNext/>
+              <w:rPr>
+                <w:szCs w:val="22"/>
+              </w:rPr>
+            </w:pPr>
+            <w:r>
+              <w:rPr>
+                <w:rFonts w:ascii="Times New Roman" w:hAnsi="Times New Roman"/>
+                <w:sz w:val="24"/>
+                <w:szCs w:val="22"/>
+              </w:rPr>
+              <w:t>Лабораторная работа №6. Оценка устойчивости центров и состава кластеров k-средних при повторной выборке наблюдений</w:t>
+            </w:r>
+          </w:p>
+        </w:tc>
+      </w:tr>
+      <w:tr>
+        <w:trPr>
+          <w:cantSplit/>
+        </w:trPr>
+        <w:tc>
+          <w:tcPr>
+            <w:tcW w:w="0" w:type="auto"/>
+            <w:vMerge/>
+            <w:shd w:val="clear" w:color="auto" w:fill="auto"/>
+          </w:tcPr>
+          <w:p/>
+        </w:tc>
+        <w:tc>
+          <w:tcPr>
+            <w:tcW w:w="0" w:type="auto"/>
+            <w:vMerge/>
+            <w:shd w:val="clear" w:color="auto" w:fill="auto"/>
+          </w:tcPr>
+          <w:p/>
+        </w:tc>
+        <w:tc>
+          <w:tcPr>
+            <w:tcW w:w="0" w:type="auto"/>
+            <w:vMerge/>
+            <w:shd w:val="clear" w:color="auto" w:fill="auto"/>
+          </w:tcPr>
+          <w:p/>
+        </w:tc>
+        <w:tc>
+          <w:tcPr>
+            <w:tcW w:w="0" w:type="auto"/>
+            <w:shd w:val="clear" w:color="auto" w:fill="auto"/>
+          </w:tcPr>
+          <w:p>
+            <w:pPr>
+              <w:keepNext/>
+              <w:rPr>
+                <w:szCs w:val="22"/>
+              </w:rPr>
+            </w:pPr>
+            <w:r>
+              <w:rPr>
+                <w:rFonts w:ascii="Times New Roman" w:hAnsi="Times New Roman"/>
+                <w:sz w:val="24"/>
+                <w:szCs w:val="22"/>
+              </w:rPr>
+              <w:t>Лабораторная работа №7. Исследование слияния и потери кластеров DBSCAN при неодинаковой плотности наблюдений и изменении радиуса окрестности</w:t>
+            </w:r>
+          </w:p>
+        </w:tc>
+      </w:tr>
+      <w:tr>
+        <w:trPr>
+          <w:cantSplit/>
+        </w:trPr>
+        <w:tc>
+          <w:tcPr>
+            <w:tcW w:w="0" w:type="auto"/>
+            <w:vMerge/>
+            <w:shd w:val="clear" w:color="auto" w:fill="auto"/>
+          </w:tcPr>
+          <w:p/>
+        </w:tc>
+        <w:tc>
+          <w:tcPr>
+            <w:tcW w:w="0" w:type="auto"/>
+            <w:vMerge/>
+            <w:shd w:val="clear" w:color="auto" w:fill="auto"/>
+          </w:tcPr>
+          <w:p/>
+        </w:tc>
+        <w:tc>
+          <w:tcPr>
+            <w:tcW w:w="0" w:type="auto"/>
+            <w:vMerge/>
+            <w:shd w:val="clear" w:color="auto" w:fill="auto"/>
+          </w:tcPr>
+          <w:p/>
+        </w:tc>
+        <w:tc>
+          <w:tcPr>
+            <w:tcW w:w="0" w:type="auto"/>
+            <w:shd w:val="clear" w:color="auto" w:fill="auto"/>
+          </w:tcPr>
+          <w:p>
+            <w:pPr>
+              <w:keepNext/>
+              <w:rPr>
+                <w:szCs w:val="22"/>
+              </w:rPr>
+            </w:pPr>
+            <w:r>
+              <w:rPr>
+                <w:rFonts w:ascii="Times New Roman" w:hAnsi="Times New Roman"/>
+                <w:sz w:val="24"/>
+                <w:szCs w:val="22"/>
+              </w:rPr>
+              <w:t>Лабораторная работа №8. Оценка сохранения соседств в готовых линейном и нелинейном вложениях при изменении состава наблюдений</w:t>
+            </w:r>
+          </w:p>
+        </w:tc>
+      </w:tr>
+      <w:tr>
+        <w:trPr>
+          <w:cantSplit/>
+        </w:trPr>
+        <w:tc>
+          <w:tcPr>
+            <w:tcW w:w="0" w:type="auto"/>
+            <w:vMerge/>
+            <w:shd w:val="clear" w:color="auto" w:fill="auto"/>
+          </w:tcPr>
+          <w:p/>
+        </w:tc>
+        <w:tc>
+          <w:tcPr>
+            <w:tcW w:w="0" w:type="auto"/>
+            <w:vMerge/>
+            <w:shd w:val="clear" w:color="auto" w:fill="auto"/>
+          </w:tcPr>
+          <w:p/>
+        </w:tc>
+        <w:tc>
+          <w:tcPr>
+            <w:tcW w:w="0" w:type="auto"/>
+            <w:vMerge/>
+            <w:shd w:val="clear" w:color="auto" w:fill="auto"/>
+          </w:tcPr>
+          <w:p/>
+        </w:tc>
+        <w:tc>
+          <w:tcPr>
+            <w:tcW w:w="0" w:type="auto"/>
+            <w:shd w:val="clear" w:color="auto" w:fill="auto"/>
+          </w:tcPr>
+          <w:p>
+            <w:pPr>
+              <w:keepNext/>
+              <w:rPr>
+                <w:szCs w:val="22"/>
+              </w:rPr>
+            </w:pPr>
+            <w:r>
+              <w:rPr>
+                <w:rFonts w:ascii="Times New Roman" w:hAnsi="Times New Roman"/>
+                <w:sz w:val="24"/>
+                <w:szCs w:val="22"/>
+              </w:rPr>
+              <w:t>Лабораторная работа №9. Выявление локальных аномалий в многомерных измерениях методами LOF и изолирующего леса</w:t>
+            </w:r>
+          </w:p>
+        </w:tc>
+      </w:tr>
+      <w:tr>
+        <w:trPr>
+          <w:cantSplit/>
+        </w:trPr>
+        <w:tc>
+          <w:tcPr>
+            <w:tcW w:w="0" w:type="auto"/>
+            <w:vMerge/>
+            <w:shd w:val="clear" w:color="auto" w:fill="auto"/>
+          </w:tcPr>
+          <w:p/>
+        </w:tc>
+        <w:tc>
+          <w:tcPr>
+            <w:tcW w:w="0" w:type="auto"/>
+            <w:vMerge w:val="restart"/>
+            <w:shd w:val="clear" w:color="auto" w:fill="auto"/>
+          </w:tcPr>
+          <w:p>
+            <w:pPr>
+              <w:keepNext/>
+              <w:jc w:val="center"/>
+              <w:rPr>
+                <w:szCs w:val="22"/>
+              </w:rPr>
+            </w:pPr>
+            <w:r>
+              <w:rPr>
+                <w:rFonts w:ascii="Times New Roman" w:hAnsi="Times New Roman"/>
+                <w:sz w:val="24"/>
+                <w:szCs w:val="22"/>
+              </w:rPr>
+              <w:t>4</w:t>
+            </w:r>
+          </w:p>
+        </w:tc>
+        <w:tc>
+          <w:tcPr>
+            <w:tcW w:w="0" w:type="auto"/>
+            <w:vMerge w:val="restart"/>
+            <w:shd w:val="clear" w:color="auto" w:fill="auto"/>
+          </w:tcPr>
+          <w:p>
+            <w:pPr>
+              <w:keepNext/>
+              <w:jc w:val="center"/>
+              <w:rPr>
+                <w:szCs w:val="22"/>
+              </w:rPr>
+            </w:pPr>
+            <w:r>
+              <w:rPr>
+                <w:rFonts w:ascii="Times New Roman" w:hAnsi="Times New Roman"/>
+                <w:sz w:val="24"/>
+                <w:szCs w:val="22"/>
+              </w:rPr>
+              <w:t>Графовый анализ и рекомендательные модели</w:t>
+            </w:r>
+          </w:p>
+        </w:tc>
+        <w:tc>
+          <w:tcPr>
+            <w:tcW w:w="0" w:type="auto"/>
+            <w:shd w:val="clear" w:color="auto" w:fill="auto"/>
+          </w:tcPr>
+          <w:p>
+            <w:pPr>
+              <w:keepNext/>
+              <w:rPr>
+                <w:szCs w:val="22"/>
+              </w:rPr>
+            </w:pPr>
+            <w:r>
+              <w:rPr>
+                <w:rFonts w:ascii="Times New Roman" w:hAnsi="Times New Roman"/>
+                <w:sz w:val="24"/>
+                <w:szCs w:val="22"/>
+              </w:rPr>
+              <w:t>Лабораторная работа №10. Поиск сообществ в графе взаимодействий и оценка устойчивости центральностей</w:t>
+            </w:r>
+          </w:p>
+        </w:tc>
+      </w:tr>
+      <w:tr>
+        <w:trPr>
+          <w:cantSplit/>
+        </w:trPr>
+        <w:tc>
+          <w:tcPr>
+            <w:tcW w:w="0" w:type="auto"/>
+            <w:vMerge/>
+            <w:shd w:val="clear" w:color="auto" w:fill="auto"/>
+          </w:tcPr>
+          <w:p/>
+        </w:tc>
+        <w:tc>
+          <w:tcPr>
+            <w:tcW w:w="0" w:type="auto"/>
+            <w:vMerge/>
+            <w:shd w:val="clear" w:color="auto" w:fill="auto"/>
+          </w:tcPr>
+          <w:p/>
+        </w:tc>
+        <w:tc>
+          <w:tcPr>
+            <w:tcW w:w="0" w:type="auto"/>
+            <w:vMerge/>
+            <w:shd w:val="clear" w:color="auto" w:fill="auto"/>
+          </w:tcPr>
+          <w:p/>
+        </w:tc>
+        <w:tc>
+          <w:tcPr>
+            <w:tcW w:w="0" w:type="auto"/>
+            <w:shd w:val="clear" w:color="auto" w:fill="auto"/>
+          </w:tcPr>
+          <w:p>
+            <w:pPr>
+              <w:keepNext/>
+              <w:rPr>
+                <w:szCs w:val="22"/>
+              </w:rPr>
+            </w:pPr>
+            <w:r>
+              <w:rPr>
+                <w:rFonts w:ascii="Times New Roman" w:hAnsi="Times New Roman"/>
+                <w:sz w:val="24"/>
+                <w:szCs w:val="22"/>
+              </w:rPr>
+              <w:t>Лабораторная работа №11. Построение рекомендаций по неявной обратной связи методом матричной факторизации</w:t>
+            </w:r>
+          </w:p>
+        </w:tc>
+      </w:tr>
+      <w:tr>
+        <w:trPr>
+          <w:cantSplit/>
+        </w:trPr>
+        <w:tc>
+          <w:tcPr>
+            <w:tcW w:w="0" w:type="auto"/>
+            <w:vMerge/>
+            <w:shd w:val="clear" w:color="auto" w:fill="auto"/>
+          </w:tcPr>
+          <w:p/>
+        </w:tc>
+        <w:tc>
+          <w:tcPr>
+            <w:tcW w:w="0" w:type="auto"/>
+            <w:vMerge/>
+            <w:shd w:val="clear" w:color="auto" w:fill="auto"/>
+          </w:tcPr>
+          <w:p/>
+        </w:tc>
+        <w:tc>
+          <w:tcPr>
+            <w:tcW w:w="0" w:type="auto"/>
+            <w:vMerge/>
+            <w:shd w:val="clear" w:color="auto" w:fill="auto"/>
+          </w:tcPr>
+          <w:p/>
+        </w:tc>
+        <w:tc>
+          <w:tcPr>
+            <w:tcW w:w="0" w:type="auto"/>
+            <w:shd w:val="clear" w:color="auto" w:fill="auto"/>
+          </w:tcPr>
+          <w:p>
+            <w:pPr>
+              <w:keepNext/>
+              <w:rPr>
+                <w:szCs w:val="22"/>
+              </w:rPr>
+            </w:pPr>
+            <w:r>
+              <w:rPr>
+                <w:rFonts w:ascii="Times New Roman" w:hAnsi="Times New Roman"/>
+                <w:sz w:val="24"/>
+                <w:szCs w:val="22"/>
+              </w:rPr>
+              <w:t>Лабораторная работа №12. Оценка ранжирования рекомендаций по временным срезам и решение задачи холодного старта</w:t>
+            </w:r>
+          </w:p>
+        </w:tc>
+      </w:tr>
+    </w:tbl>
+    <w:p>
+      <w:pPr>
         <w:spacing w:line="240" w:lineRule="auto"/>
         <w:ind w:right="-1"/>
         <w:jc w:val="center"/>
@@ -6272,356 +7177,303 @@
     </w:p>
     <w:tbl>
       <w:tblPr>
-        <w:tblW w:w="9498" w:type="dxa"/>
-        <w:tblInd w:w="-134" w:type="dxa"/>
-        <w:tblBorders>
-          <w:top w:val="single" w:sz="6" w:space="0" w:color="000000"/>
-          <w:left w:val="single" w:sz="6" w:space="0" w:color="000000"/>
-          <w:bottom w:val="single" w:sz="6" w:space="0" w:color="000000"/>
-          <w:right w:val="single" w:sz="6" w:space="0" w:color="000000"/>
-          <w:insideH w:val="single" w:sz="6" w:space="0" w:color="000000"/>
-          <w:insideV w:val="single" w:sz="6" w:space="0" w:color="000000"/>
-        </w:tblBorders>
-        <w:tblLayout w:type="fixed"/>
+        <w:tblStyle w:val="TableGrid"/>
+        <w:tblW w:w="9348" w:type="dxa"/>
+        <w:tblInd w:w="0" w:type="dxa"/>
         <w:tblCellMar>
-          <w:left w:w="0" w:type="dxa"/>
-          <w:right w:w="0" w:type="dxa"/>
+          <w:top w:w="61" w:type="dxa"/>
+          <w:left w:w="149" w:type="dxa"/>
+          <w:right w:w="82" w:type="dxa"/>
         </w:tblCellMar>
-        <w:tblLook w:val="01E0" w:firstRow="1" w:lastRow="1" w:firstColumn="1" w:lastColumn="1" w:noHBand="0" w:noVBand="0"/>
+        <w:tblLook w:val="04A0" w:firstRow="1" w:lastRow="0" w:firstColumn="1" w:lastColumn="0" w:noHBand="0" w:noVBand="1"/>
       </w:tblPr>
       <w:tblGrid>
-        <w:gridCol w:w="2678"/>
-        <w:gridCol w:w="6820"/>
+        <w:gridCol w:w="1560"/>
+        <w:gridCol w:w="7788"/>
       </w:tblGrid>
       <w:tr>
         <w:trPr>
-          <w:trHeight w:val="270"/>
-          <w:tblHeader/>
-          <w:cantSplit/>
+          <w:trHeight w:val="290"/>
         </w:trPr>
         <w:tc>
           <w:tcPr>
-            <w:tcW w:w="2678" w:type="dxa"/>
-            <w:vAlign w:val="center"/>
-          </w:tcPr>
-          <w:p>
-            <w:pPr>
-              <w:spacing w:line="240" w:lineRule="auto"/>
+            <w:tcW w:w="1560" w:type="dxa"/>
+            <w:tcBorders>
+              <w:top w:val="single" w:sz="6" w:space="0" w:color="000000"/>
+              <w:left w:val="single" w:sz="6" w:space="0" w:color="000000"/>
+              <w:bottom w:val="single" w:sz="6" w:space="0" w:color="000000"/>
+              <w:right w:val="single" w:sz="6" w:space="0" w:color="000000"/>
+            </w:tcBorders>
+          </w:tcPr>
+          <w:p>
+            <w:pPr>
+              <w:spacing w:line="259" w:lineRule="auto"/>
+              <w:ind w:right="69" w:firstLine="0"/>
               <w:jc w:val="center"/>
-              <w:rPr>
-                <w:rFonts w:eastAsia="Calibri"/>
-                <w:sz w:val="28"/>
-                <w:szCs w:val="28"/>
-              </w:rPr>
-              <w:keepNext/>
-            </w:pPr>
-            <w:r>
-              <w:rPr>
-                <w:rFonts w:eastAsia="Calibri"/>
-                <w:sz w:val="28"/>
-                <w:szCs w:val="28"/>
-              </w:rPr>
-              <w:t>оценка</w:t>
-            </w:r>
-          </w:p>
-        </w:tc>
-        <w:tc>
-          <w:tcPr>
-            <w:tcW w:w="6820" w:type="dxa"/>
-            <w:vAlign w:val="center"/>
-          </w:tcPr>
-          <w:p>
-            <w:pPr>
-              <w:spacing w:line="240" w:lineRule="auto"/>
+            </w:pPr>
+            <w:r>
+              <w:rPr>
+                <w:sz w:val="24"/>
+              </w:rPr>
+              <w:t xml:space="preserve">Оценка </w:t>
+            </w:r>
+          </w:p>
+        </w:tc>
+        <w:tc>
+          <w:tcPr>
+            <w:tcW w:w="7788" w:type="dxa"/>
+            <w:tcBorders>
+              <w:top w:val="single" w:sz="6" w:space="0" w:color="000000"/>
+              <w:left w:val="single" w:sz="6" w:space="0" w:color="000000"/>
+              <w:bottom w:val="single" w:sz="6" w:space="0" w:color="000000"/>
+              <w:right w:val="single" w:sz="6" w:space="0" w:color="000000"/>
+            </w:tcBorders>
+          </w:tcPr>
+          <w:p>
+            <w:pPr>
+              <w:spacing w:line="259" w:lineRule="auto"/>
+              <w:ind w:right="71" w:firstLine="0"/>
               <w:jc w:val="center"/>
-              <w:rPr>
-                <w:rFonts w:eastAsia="Calibri"/>
-                <w:sz w:val="28"/>
-                <w:szCs w:val="28"/>
-              </w:rPr>
-              <w:keepNext/>
-            </w:pPr>
-            <w:r>
-              <w:rPr>
-                <w:rFonts w:eastAsia="Calibri"/>
-                <w:sz w:val="28"/>
-                <w:szCs w:val="28"/>
-              </w:rPr>
-              <w:t>критерии</w:t>
+            </w:pPr>
+            <w:r>
+              <w:rPr>
+                <w:sz w:val="24"/>
+              </w:rPr>
+              <w:t xml:space="preserve">Критерии </w:t>
             </w:r>
           </w:p>
         </w:tc>
       </w:tr>
       <w:tr>
         <w:trPr>
-          <w:trHeight w:val="270"/>
-          <w:cantSplit/>
+          <w:trHeight w:val="3121"/>
         </w:trPr>
         <w:tc>
           <w:tcPr>
-            <w:tcW w:w="2678" w:type="dxa"/>
-            <w:vAlign w:val="center"/>
-          </w:tcPr>
-          <w:p>
-            <w:pPr>
-              <w:spacing w:line="240" w:lineRule="auto"/>
-              <w:jc w:val="center"/>
-              <w:rPr>
-                <w:rFonts w:eastAsia="Calibri"/>
-                <w:sz w:val="28"/>
-                <w:szCs w:val="28"/>
-              </w:rPr>
-            </w:pPr>
-            <w:r>
-              <w:rPr>
-                <w:rFonts w:eastAsia="Calibri"/>
-                <w:sz w:val="28"/>
-                <w:szCs w:val="28"/>
-              </w:rPr>
-              <w:t>зачтено</w:t>
-            </w:r>
-          </w:p>
-        </w:tc>
-        <w:tc>
-          <w:tcPr>
-            <w:tcW w:w="6820" w:type="dxa"/>
-            <w:vAlign w:val="center"/>
-          </w:tcPr>
-          <w:p>
-            <w:pPr>
-              <w:pStyle w:val="a5"/>
-              <w:numPr>
-                <w:ilvl w:val="0"/>
-                <w:numId w:val="29"/>
-              </w:numPr>
-              <w:tabs>
-                <w:tab w:val="left" w:pos="584"/>
-              </w:tabs>
-              <w:ind w:left="159" w:right="132" w:firstLine="141"/>
-              <w:jc w:val="both"/>
-              <w:rPr>
-                <w:sz w:val="28"/>
-                <w:szCs w:val="28"/>
-                <w:lang w:val="ru-RU"/>
-              </w:rPr>
-            </w:pPr>
-            <w:r>
-              <w:rPr>
-                <w:sz w:val="28"/>
-                <w:szCs w:val="28"/>
-                <w:lang w:val="ru-RU"/>
-              </w:rPr>
-              <w:t>работа выполнена в полном объеме с соблюдением необходимой последовательности и требований к проведению опытов;</w:t>
-            </w:r>
-          </w:p>
-          <w:p>
-            <w:pPr>
-              <w:pStyle w:val="a5"/>
-              <w:numPr>
-                <w:ilvl w:val="0"/>
-                <w:numId w:val="29"/>
-              </w:numPr>
-              <w:tabs>
-                <w:tab w:val="left" w:pos="584"/>
-              </w:tabs>
-              <w:ind w:left="159" w:right="132" w:firstLine="141"/>
-              <w:jc w:val="both"/>
-              <w:rPr>
-                <w:sz w:val="28"/>
-                <w:szCs w:val="28"/>
-                <w:lang w:val="ru-RU"/>
-              </w:rPr>
-            </w:pPr>
-            <w:r>
-              <w:rPr>
-                <w:sz w:val="28"/>
-                <w:szCs w:val="28"/>
-                <w:lang w:val="ru-RU"/>
-              </w:rPr>
-              <w:t xml:space="preserve">опыты проведены в условиях и режимах, обеспечивающих получение результатов и выводов с наибольшей точностью; </w:t>
-            </w:r>
-          </w:p>
-          <w:p>
-            <w:pPr>
-              <w:pStyle w:val="a5"/>
-              <w:numPr>
-                <w:ilvl w:val="0"/>
-                <w:numId w:val="29"/>
-              </w:numPr>
-              <w:tabs>
-                <w:tab w:val="left" w:pos="584"/>
-              </w:tabs>
-              <w:ind w:left="159" w:right="132" w:firstLine="141"/>
-              <w:jc w:val="both"/>
-              <w:rPr>
-                <w:sz w:val="28"/>
-                <w:szCs w:val="28"/>
-                <w:lang w:val="ru-RU"/>
-              </w:rPr>
-            </w:pPr>
-            <w:r>
-              <w:rPr>
-                <w:sz w:val="28"/>
-                <w:szCs w:val="28"/>
-                <w:lang w:val="ru-RU"/>
-              </w:rPr>
-              <w:t xml:space="preserve">научно грамотно, логично описаны наблюдения и сформированы выводы из опыта. В представленном отчете правильно и аккуратно выполнены все записи, </w:t>
-            </w:r>
-            <w:r>
-              <w:rPr>
-                <w:sz w:val="28"/>
-                <w:szCs w:val="28"/>
-                <w:lang w:val="ru-RU"/>
-              </w:rPr>
-              <w:t xml:space="preserve">таблицы, рисунки, графики, чертежи, вычисления и сделаны выводы; </w:t>
-            </w:r>
-          </w:p>
-          <w:p>
-            <w:pPr>
-              <w:pStyle w:val="a5"/>
-              <w:numPr>
-                <w:ilvl w:val="0"/>
-                <w:numId w:val="29"/>
-              </w:numPr>
-              <w:tabs>
-                <w:tab w:val="left" w:pos="584"/>
-              </w:tabs>
-              <w:ind w:left="159" w:right="132" w:firstLine="141"/>
-              <w:jc w:val="both"/>
-              <w:rPr>
-                <w:rFonts w:eastAsia="Calibri"/>
-                <w:sz w:val="28"/>
-                <w:szCs w:val="28"/>
-                <w:lang w:val="ru-RU"/>
-              </w:rPr>
-            </w:pPr>
-            <w:r>
-              <w:rPr>
-                <w:sz w:val="28"/>
-                <w:szCs w:val="28"/>
-                <w:lang w:val="ru-RU"/>
-              </w:rPr>
-              <w:t>эксперимент осуществляется по плану с учетом техники безопасности и правил работы с материалами и оборудованием.</w:t>
+            <w:tcW w:w="1560" w:type="dxa"/>
+            <w:tcBorders>
+              <w:top w:val="single" w:sz="6" w:space="0" w:color="000000"/>
+              <w:left w:val="single" w:sz="6" w:space="0" w:color="000000"/>
+              <w:bottom w:val="single" w:sz="6" w:space="0" w:color="000000"/>
+              <w:right w:val="single" w:sz="6" w:space="0" w:color="000000"/>
+            </w:tcBorders>
+          </w:tcPr>
+          <w:p>
+            <w:pPr>
+              <w:spacing w:line="259" w:lineRule="auto"/>
+              <w:ind w:firstLine="0"/>
+            </w:pPr>
+            <w:r>
+              <w:rPr>
+                <w:sz w:val="24"/>
+              </w:rPr>
+              <w:t xml:space="preserve">зачтено </w:t>
+            </w:r>
+          </w:p>
+        </w:tc>
+        <w:tc>
+          <w:tcPr>
+            <w:tcW w:w="7788" w:type="dxa"/>
+            <w:tcBorders>
+              <w:top w:val="single" w:sz="6" w:space="0" w:color="000000"/>
+              <w:left w:val="single" w:sz="6" w:space="0" w:color="000000"/>
+              <w:bottom w:val="single" w:sz="6" w:space="0" w:color="000000"/>
+              <w:right w:val="single" w:sz="6" w:space="0" w:color="000000"/>
+            </w:tcBorders>
+          </w:tcPr>
+          <w:p>
+            <w:pPr>
+              <w:spacing w:after="19" w:line="279" w:lineRule="auto"/>
+              <w:ind w:right="58" w:firstLine="279"/>
+            </w:pPr>
+            <w:r>
+              <w:rPr>
+                <w:sz w:val="24"/>
+              </w:rPr>
+              <w:t xml:space="preserve">Выставляется обучающемуся, выполнившему лабораторную работу на компьютере, оформившему отчет и защитившему выполненную лабораторную работу, если при выполнении и защите лабораторной работы обучающийся демонстрирует: </w:t>
+            </w:r>
+          </w:p>
+          <w:p>
+            <w:pPr>
+              <w:widowControl/>
+              <w:autoSpaceDE/>
+              <w:autoSpaceDN/>
+              <w:adjustRightInd/>
+              <w:spacing w:line="259" w:lineRule="auto"/>
+              <w:ind w:hanging="10"/>
+            </w:pPr>
+            <w:r>
+              <w:rPr>
+                <w:sz w:val="24"/>
+              </w:rPr>
+              <w:t xml:space="preserve">прочные знания основных понятий изучаемого раздела; </w:t>
+            </w:r>
+          </w:p>
+          <w:p>
+            <w:pPr>
+              <w:widowControl/>
+              <w:autoSpaceDE/>
+              <w:autoSpaceDN/>
+              <w:adjustRightInd/>
+              <w:spacing w:line="259" w:lineRule="auto"/>
+              <w:ind w:hanging="10"/>
+            </w:pPr>
+            <w:r>
+              <w:rPr>
+                <w:sz w:val="24"/>
+              </w:rPr>
+              <w:t xml:space="preserve">владение терминологическим аппаратом; </w:t>
+            </w:r>
+          </w:p>
+          <w:p>
+            <w:pPr>
+              <w:widowControl/>
+              <w:autoSpaceDE/>
+              <w:autoSpaceDN/>
+              <w:adjustRightInd/>
+              <w:spacing w:after="43" w:line="259" w:lineRule="auto"/>
+              <w:ind w:hanging="10"/>
+            </w:pPr>
+            <w:r>
+              <w:rPr>
+                <w:sz w:val="24"/>
+              </w:rPr>
+              <w:t xml:space="preserve">умение объяснять сущность соответствующих процессов, делать выводы и обобщения, давать аргументированные ответы, приводить примеры;  </w:t>
+            </w:r>
+          </w:p>
+          <w:p>
+            <w:pPr>
+              <w:widowControl/>
+              <w:autoSpaceDE/>
+              <w:autoSpaceDN/>
+              <w:adjustRightInd/>
+              <w:spacing w:line="259" w:lineRule="auto"/>
+              <w:ind w:hanging="10"/>
+            </w:pPr>
+            <w:r>
+              <w:rPr>
+                <w:sz w:val="24"/>
+              </w:rPr>
+              <w:t xml:space="preserve">необходимые умения и навыки использования аппаратных и/или программных средств для решения задач в соответствующей предметной области </w:t>
             </w:r>
           </w:p>
         </w:tc>
       </w:tr>
       <w:tr>
         <w:trPr>
-          <w:trHeight w:val="1376"/>
-          <w:cantSplit/>
+          <w:trHeight w:val="3396"/>
         </w:trPr>
         <w:tc>
           <w:tcPr>
-            <w:tcW w:w="2678" w:type="dxa"/>
-          </w:tcPr>
-          <w:p>
-            <w:pPr>
-              <w:spacing w:line="240" w:lineRule="auto"/>
-              <w:jc w:val="center"/>
-              <w:rPr>
-                <w:rFonts w:eastAsia="Calibri"/>
-                <w:sz w:val="28"/>
-                <w:szCs w:val="28"/>
-              </w:rPr>
-            </w:pPr>
-            <w:r>
-              <w:rPr>
-                <w:rFonts w:eastAsia="Calibri"/>
-                <w:sz w:val="28"/>
-                <w:szCs w:val="28"/>
-              </w:rPr>
-              <w:t>не зачтено</w:t>
-            </w:r>
-          </w:p>
-        </w:tc>
-        <w:tc>
-          <w:tcPr>
-            <w:tcW w:w="6820" w:type="dxa"/>
-          </w:tcPr>
-          <w:p>
-            <w:pPr>
-              <w:pStyle w:val="a5"/>
+            <w:tcW w:w="1560" w:type="dxa"/>
+            <w:tcBorders>
+              <w:top w:val="single" w:sz="6" w:space="0" w:color="000000"/>
+              <w:left w:val="single" w:sz="6" w:space="0" w:color="000000"/>
+              <w:bottom w:val="single" w:sz="4" w:space="0" w:color="000000"/>
+              <w:right w:val="single" w:sz="6" w:space="0" w:color="000000"/>
+            </w:tcBorders>
+          </w:tcPr>
+          <w:p>
+            <w:pPr>
+              <w:spacing w:line="259" w:lineRule="auto"/>
+              <w:ind w:firstLine="0"/>
+            </w:pPr>
+            <w:r>
+              <w:rPr>
+                <w:sz w:val="24"/>
+              </w:rPr>
+              <w:t xml:space="preserve">не зачтено </w:t>
+            </w:r>
+          </w:p>
+        </w:tc>
+        <w:tc>
+          <w:tcPr>
+            <w:tcW w:w="7788" w:type="dxa"/>
+            <w:tcBorders>
+              <w:top w:val="single" w:sz="6" w:space="0" w:color="000000"/>
+              <w:left w:val="single" w:sz="6" w:space="0" w:color="000000"/>
+              <w:bottom w:val="single" w:sz="6" w:space="0" w:color="000000"/>
+              <w:right w:val="single" w:sz="6" w:space="0" w:color="000000"/>
+            </w:tcBorders>
+          </w:tcPr>
+          <w:p>
+            <w:pPr>
+              <w:spacing w:after="19" w:line="278" w:lineRule="auto"/>
+              <w:ind w:right="58" w:firstLine="279"/>
+            </w:pPr>
+            <w:r>
+              <w:rPr>
+                <w:sz w:val="24"/>
+              </w:rPr>
+              <w:t xml:space="preserve">Выставляется обучающемуся, не выполнившему лабораторную работу на компьютере, или не оформившему отчет, или не защитившему выполненную лабораторную работу, если при выполнении и защите лабораторной работы обучающийся демонстрирует: </w:t>
+            </w:r>
+          </w:p>
+          <w:p>
+            <w:pPr>
               <w:widowControl/>
-              <w:numPr>
-                <w:ilvl w:val="0"/>
-                <w:numId w:val="30"/>
-              </w:numPr>
-              <w:tabs>
-                <w:tab w:val="left" w:pos="442"/>
-              </w:tabs>
-              <w:ind w:left="159" w:right="141" w:firstLine="141"/>
+              <w:autoSpaceDE/>
+              <w:autoSpaceDN/>
+              <w:adjustRightInd/>
+              <w:spacing w:line="259" w:lineRule="auto"/>
+              <w:ind w:right="30" w:hanging="10"/>
               <w:jc w:val="both"/>
-              <w:rPr>
-                <w:sz w:val="28"/>
-                <w:szCs w:val="28"/>
-                <w:lang w:val="ru-RU"/>
-              </w:rPr>
-            </w:pPr>
-            <w:r>
-              <w:rPr>
-                <w:sz w:val="28"/>
-                <w:szCs w:val="28"/>
-                <w:lang w:val="ru-RU"/>
-              </w:rPr>
-              <w:t xml:space="preserve">работа выполнена не полностью и объем выполненной работы не позволяет сделать правильных выводов; </w:t>
-            </w:r>
-          </w:p>
-          <w:p>
-            <w:pPr>
-              <w:pStyle w:val="a5"/>
+            </w:pPr>
+            <w:r>
+              <w:rPr>
+                <w:sz w:val="24"/>
+              </w:rPr>
+              <w:t xml:space="preserve">отсутствие знания какого-либо основного понятия изучаемого раздела; </w:t>
+            </w:r>
+          </w:p>
+          <w:p>
+            <w:pPr>
               <w:widowControl/>
-              <w:numPr>
-                <w:ilvl w:val="0"/>
-                <w:numId w:val="30"/>
-              </w:numPr>
-              <w:tabs>
-                <w:tab w:val="left" w:pos="442"/>
-              </w:tabs>
-              <w:ind w:left="159" w:right="141" w:firstLine="141"/>
+              <w:autoSpaceDE/>
+              <w:autoSpaceDN/>
+              <w:adjustRightInd/>
+              <w:spacing w:line="259" w:lineRule="auto"/>
+              <w:ind w:right="30" w:hanging="10"/>
               <w:jc w:val="both"/>
-              <w:rPr>
-                <w:sz w:val="28"/>
-                <w:szCs w:val="28"/>
-                <w:lang w:val="ru-RU"/>
-              </w:rPr>
-            </w:pPr>
-            <w:r>
-              <w:rPr>
-                <w:sz w:val="28"/>
-                <w:szCs w:val="28"/>
-                <w:lang w:val="ru-RU"/>
-              </w:rPr>
-              <w:t>опыты, измерения, вычисления, наблюдения произведены неправильно;</w:t>
-            </w:r>
-          </w:p>
-          <w:p>
-            <w:pPr>
-              <w:pStyle w:val="a5"/>
+            </w:pPr>
+            <w:r>
+              <w:rPr>
+                <w:sz w:val="24"/>
+              </w:rPr>
+              <w:t xml:space="preserve">отсутствие владения терминологическим аппаратом; </w:t>
+            </w:r>
+          </w:p>
+          <w:p>
+            <w:pPr>
               <w:widowControl/>
-              <w:numPr>
-                <w:ilvl w:val="0"/>
-                <w:numId w:val="30"/>
-              </w:numPr>
-              <w:tabs>
-                <w:tab w:val="left" w:pos="442"/>
-              </w:tabs>
-              <w:ind w:left="159" w:right="141" w:firstLine="141"/>
+              <w:autoSpaceDE/>
+              <w:autoSpaceDN/>
+              <w:adjustRightInd/>
+              <w:spacing w:after="43" w:line="258" w:lineRule="auto"/>
+              <w:ind w:right="30" w:hanging="10"/>
               <w:jc w:val="both"/>
-              <w:rPr>
-                <w:rFonts w:eastAsia="Calibri"/>
-                <w:sz w:val="28"/>
-                <w:szCs w:val="28"/>
-                <w:lang w:val="ru-RU"/>
-              </w:rPr>
-            </w:pPr>
-            <w:r>
-              <w:rPr>
-                <w:sz w:val="28"/>
-                <w:szCs w:val="28"/>
-                <w:lang w:val="ru-RU"/>
-              </w:rPr>
-              <w:t>допущены грубые ошибки в ходе эксперимента.</w:t>
+            </w:pPr>
+            <w:r>
+              <w:rPr>
+                <w:sz w:val="24"/>
+              </w:rPr>
+              <w:t xml:space="preserve">неумение объяснять сущность соответствующих процессов, делать выводы и обобщения, давать аргументированные ответы, приводить примеры;  </w:t>
+            </w:r>
+          </w:p>
+          <w:p>
+            <w:pPr>
+              <w:widowControl/>
+              <w:autoSpaceDE/>
+              <w:autoSpaceDN/>
+              <w:adjustRightInd/>
+              <w:spacing w:line="259" w:lineRule="auto"/>
+              <w:ind w:right="30" w:hanging="10"/>
+              <w:jc w:val="both"/>
+            </w:pPr>
+            <w:r>
+              <w:rPr>
+                <w:sz w:val="24"/>
+              </w:rPr>
+              <w:t xml:space="preserve">отсутствие необходимых умений и навыков использования аппаратных и/или программных средств для решения задач в соответствующей предметной области.  </w:t>
             </w:r>
           </w:p>
         </w:tc>
@@ -14651,6 +15503,25 @@
       <w:color w:val="666666"/>
     </w:rPr>
   </w:style>
+  <w:style w:type="table" w:customStyle="1" w:styleId="TableGrid">
+    <w:name w:val="TableGrid"/>
+    <w:rsid w:val="003C4A8C"/>
+    <w:pPr>
+      <w:spacing w:after="0" w:line="240" w:lineRule="auto"/>
+    </w:pPr>
+    <w:rPr>
+      <w:rFonts w:eastAsiaTheme="minorEastAsia"/>
+      <w:lang w:eastAsia="ru-RU"/>
+    </w:rPr>
+    <w:tblPr>
+      <w:tblCellMar>
+        <w:top w:w="0" w:type="dxa"/>
+        <w:left w:w="0" w:type="dxa"/>
+        <w:bottom w:w="0" w:type="dxa"/>
+        <w:right w:w="0" w:type="dxa"/>
+      </w:tblCellMar>
+    </w:tblPr>
+  </w:style>
 </w:styles>
 </file>
 

--- a/МатМодиИИ/ФОС/ОС_Б1.В.01.04_Интеллектуальный_анализ_данных.docx
+++ b/МатМодиИИ/ФОС/ОС_Б1.В.01.04_Интеллектуальный_анализ_данных.docx
@@ -6199,6 +6199,25 @@
               <w:t>Лабораторная работа №12. Оценка ранжирования рекомендаций по временным срезам и решение задачи холодного старта</w:t>
             </w:r>
           </w:p>
+          <w:p>
+            <w:pPr>
+              <w:spacing w:before="0" w:after="0" w:line="276" w:lineRule="auto"/>
+              <w:jc w:val="both"/>
+              <w:rPr>
+                <w:rFonts w:ascii="Times New Roman" w:hAnsi="Times New Roman" w:eastAsia="Times New Roman" w:cs="Times New Roman"/>
+                <w:sz w:val="24"/>
+                <w:szCs w:val="24"/>
+              </w:rPr>
+            </w:pPr>
+            <w:r>
+              <w:rPr>
+                <w:rFonts w:ascii="Times New Roman" w:hAnsi="Times New Roman" w:eastAsia="Times New Roman" w:cs="Times New Roman"/>
+                <w:sz w:val="24"/>
+                <w:szCs w:val="24"/>
+              </w:rPr>
+              <w:t>Дополнение к работе №12: план исследования и перспективного этапа (ПК-3.2), журнал контроля выполнения плана и корректирующих действий (ПК-3.3).</w:t>
+            </w:r>
+          </w:p>
         </w:tc>
       </w:tr>
     </w:tbl>
@@ -8817,6 +8836,332 @@
           <w:lang w:val="ru-RU"/>
         </w:rPr>
         <w:t xml:space="preserve">Пользователи с контрольным событием и неизвестные пользователи. Условия расчета метрики.</w:t>
+      </w:r>
+    </w:p>
+    <w:p>
+      <w:pPr>
+        <w:spacing w:before="0" w:after="0" w:line="276" w:lineRule="auto"/>
+        <w:jc w:val="both"/>
+        <w:rPr>
+          <w:rFonts w:ascii="Times New Roman" w:hAnsi="Times New Roman" w:eastAsia="Times New Roman" w:cs="Times New Roman"/>
+          <w:sz w:val="24"/>
+          <w:szCs w:val="24"/>
+        </w:rPr>
+      </w:pPr>
+      <w:r>
+        <w:rPr>
+          <w:rFonts w:ascii="Times New Roman" w:hAnsi="Times New Roman" w:eastAsia="Times New Roman" w:cs="Times New Roman"/>
+          <w:sz w:val="24"/>
+          <w:szCs w:val="24"/>
+          <w:b/>
+        </w:rPr>
+        <w:t>Дополнение к лабораторной работе №12. Планирование исследования и контроль его выполнения (ПК-3.2, ПК-3.3)</w:t>
+      </w:r>
+    </w:p>
+    <w:p>
+      <w:pPr>
+        <w:spacing w:before="0" w:after="0" w:line="276" w:lineRule="auto"/>
+        <w:jc w:val="both"/>
+        <w:rPr>
+          <w:rFonts w:ascii="Times New Roman" w:hAnsi="Times New Roman" w:eastAsia="Times New Roman" w:cs="Times New Roman"/>
+          <w:sz w:val="24"/>
+          <w:szCs w:val="24"/>
+        </w:rPr>
+      </w:pPr>
+      <w:r>
+        <w:rPr>
+          <w:rFonts w:ascii="Times New Roman" w:hAnsi="Times New Roman" w:eastAsia="Times New Roman" w:cs="Times New Roman"/>
+          <w:sz w:val="24"/>
+          <w:szCs w:val="24"/>
+        </w:rPr>
+        <w:t>Задание выполняется на тех же данных о взаимодействиях, с теми же временными срезами и расчетами рекомендаций, которые используются в лабораторной работе №12. Материалы дополнения включаются в существующий отчет и защищаются вместе с результатами этой работы.</w:t>
+      </w:r>
+    </w:p>
+    <w:p>
+      <w:pPr>
+        <w:spacing w:before="0" w:after="0" w:line="276" w:lineRule="auto"/>
+        <w:jc w:val="both"/>
+        <w:rPr>
+          <w:rFonts w:ascii="Times New Roman" w:hAnsi="Times New Roman" w:eastAsia="Times New Roman" w:cs="Times New Roman"/>
+          <w:sz w:val="24"/>
+          <w:szCs w:val="24"/>
+        </w:rPr>
+      </w:pPr>
+      <w:r>
+        <w:rPr>
+          <w:rFonts w:ascii="Times New Roman" w:hAnsi="Times New Roman" w:eastAsia="Times New Roman" w:cs="Times New Roman"/>
+          <w:sz w:val="24"/>
+          <w:szCs w:val="24"/>
+        </w:rPr>
+        <w:t>ПК-3.2. До выполнения расчетов составить план исследования из двух–трех этапов: сформулировать исследовательский вопрос, границы данных и временного среза; для каждого этапа указать срок в пределах выполнения работы, необходимые данные и программные средства, ожидаемый проверяемый результат и контрольный показатель.</w:t>
+      </w:r>
+    </w:p>
+    <w:p>
+      <w:pPr>
+        <w:spacing w:before="0" w:after="0" w:line="276" w:lineRule="auto"/>
+        <w:jc w:val="both"/>
+        <w:rPr>
+          <w:rFonts w:ascii="Times New Roman" w:hAnsi="Times New Roman" w:eastAsia="Times New Roman" w:cs="Times New Roman"/>
+          <w:sz w:val="24"/>
+          <w:szCs w:val="24"/>
+        </w:rPr>
+      </w:pPr>
+      <w:r>
+        <w:rPr>
+          <w:rFonts w:ascii="Times New Roman" w:hAnsi="Times New Roman" w:eastAsia="Times New Roman" w:cs="Times New Roman"/>
+          <w:sz w:val="24"/>
+          <w:szCs w:val="24"/>
+        </w:rPr>
+        <w:t>В плане предусмотреть контроль допустимости временного разбиения и отсутствия будущих взаимодействий во входных данных, полноты проверяемого набора пользователей и расчета Recall@k и NDCG@k. Указать, как учитываются пользователи с контрольным событием и пользователи холодного старта; обосновать критерии проверки и требуемые ресурсы.</w:t>
+      </w:r>
+    </w:p>
+    <w:p>
+      <w:pPr>
+        <w:spacing w:before="0" w:after="0" w:line="276" w:lineRule="auto"/>
+        <w:jc w:val="both"/>
+        <w:rPr>
+          <w:rFonts w:ascii="Times New Roman" w:hAnsi="Times New Roman" w:eastAsia="Times New Roman" w:cs="Times New Roman"/>
+          <w:sz w:val="24"/>
+          <w:szCs w:val="24"/>
+        </w:rPr>
+      </w:pPr>
+      <w:r>
+        <w:rPr>
+          <w:rFonts w:ascii="Times New Roman" w:hAnsi="Times New Roman" w:eastAsia="Times New Roman" w:cs="Times New Roman"/>
+          <w:sz w:val="24"/>
+          <w:szCs w:val="24"/>
+        </w:rPr>
+        <w:t>Перспективная часть плана: предложить следующий этап исследования на другом временном срезе или для другого случая холодного старта, указав его цель, необходимые данные и средства, ожидаемый результат и способ контроля. Выполнение этого следующего этапа в рамках дополнения не требуется.</w:t>
+      </w:r>
+    </w:p>
+    <w:p>
+      <w:pPr>
+        <w:spacing w:before="0" w:after="0" w:line="276" w:lineRule="auto"/>
+        <w:jc w:val="both"/>
+        <w:rPr>
+          <w:rFonts w:ascii="Times New Roman" w:hAnsi="Times New Roman" w:eastAsia="Times New Roman" w:cs="Times New Roman"/>
+          <w:sz w:val="24"/>
+          <w:szCs w:val="24"/>
+        </w:rPr>
+      </w:pPr>
+      <w:r>
+        <w:rPr>
+          <w:rFonts w:ascii="Times New Roman" w:hAnsi="Times New Roman" w:eastAsia="Times New Roman" w:cs="Times New Roman"/>
+          <w:sz w:val="24"/>
+          <w:szCs w:val="24"/>
+        </w:rPr>
+        <w:t>ПК-3.3. Вести журнал фактического выполнения плана минимум по двум контрольным точкам: проверка данных до расчета и проверка итоговых метрик после расчета. Для каждой точки записать этап, плановый срок и показатель, фактический результат, ссылку на проверяемый артефакт (файл, таблицу, фрагмент кода или протокол), выявленное отклонение и его причину, принятое решение и результат повторной проверки.</w:t>
+      </w:r>
+    </w:p>
+    <w:p>
+      <w:pPr>
+        <w:spacing w:before="0" w:after="0" w:line="276" w:lineRule="auto"/>
+        <w:jc w:val="both"/>
+        <w:rPr>
+          <w:rFonts w:ascii="Times New Roman" w:hAnsi="Times New Roman" w:eastAsia="Times New Roman" w:cs="Times New Roman"/>
+          <w:sz w:val="24"/>
+          <w:szCs w:val="24"/>
+        </w:rPr>
+      </w:pPr>
+      <w:r>
+        <w:rPr>
+          <w:rFonts w:ascii="Times New Roman" w:hAnsi="Times New Roman" w:eastAsia="Times New Roman" w:cs="Times New Roman"/>
+          <w:sz w:val="24"/>
+          <w:szCs w:val="24"/>
+        </w:rPr>
+        <w:t>Если отклонений не выявлено, зафиксировать это с фактическим основанием проверки. Отдельно разобрать один возможный случай нарушения временного среза, неполноты набора пользователей или невоспроизводимости метрик: указать корректирующее действие и порядок изменения плана. Такой сценарий обозначить как предполагаемый, если он не возникал при выполнении работы.</w:t>
+      </w:r>
+    </w:p>
+    <w:p>
+      <w:pPr>
+        <w:spacing w:before="0" w:after="0" w:line="276" w:lineRule="auto"/>
+        <w:jc w:val="both"/>
+        <w:rPr>
+          <w:rFonts w:ascii="Times New Roman" w:hAnsi="Times New Roman" w:eastAsia="Times New Roman" w:cs="Times New Roman"/>
+          <w:sz w:val="24"/>
+          <w:szCs w:val="24"/>
+        </w:rPr>
+      </w:pPr>
+      <w:r>
+        <w:rPr>
+          <w:rFonts w:ascii="Times New Roman" w:hAnsi="Times New Roman" w:eastAsia="Times New Roman" w:cs="Times New Roman"/>
+          <w:sz w:val="24"/>
+          <w:szCs w:val="24"/>
+        </w:rPr>
+        <w:t>Проверяемые артефакты: план исследования с перспективным этапом; заполненный журнал контрольных точек и сопоставления «план — факт»; ссылки на исходные и итоговые данные, параметры запуска и расчет метрик; зафиксированное решение по отклонению или отдельно обозначенный сценарий корректировки.</w:t>
+      </w:r>
+    </w:p>
+    <w:p>
+      <w:pPr>
+        <w:spacing w:before="0" w:after="0" w:line="276" w:lineRule="auto"/>
+        <w:jc w:val="both"/>
+        <w:rPr>
+          <w:rFonts w:ascii="Times New Roman" w:hAnsi="Times New Roman" w:eastAsia="Times New Roman" w:cs="Times New Roman"/>
+          <w:sz w:val="24"/>
+          <w:szCs w:val="24"/>
+        </w:rPr>
+      </w:pPr>
+      <w:r>
+        <w:rPr>
+          <w:rFonts w:ascii="Times New Roman" w:hAnsi="Times New Roman" w:eastAsia="Times New Roman" w:cs="Times New Roman"/>
+          <w:sz w:val="24"/>
+          <w:szCs w:val="24"/>
+          <w:b/>
+        </w:rPr>
+        <w:t>Критерии оценивания дополнения к работе №12</w:t>
+      </w:r>
+    </w:p>
+    <w:p>
+      <w:pPr>
+        <w:spacing w:before="0" w:after="0" w:line="276" w:lineRule="auto"/>
+        <w:jc w:val="both"/>
+        <w:rPr>
+          <w:rFonts w:ascii="Times New Roman" w:hAnsi="Times New Roman" w:eastAsia="Times New Roman" w:cs="Times New Roman"/>
+          <w:sz w:val="24"/>
+          <w:szCs w:val="24"/>
+        </w:rPr>
+      </w:pPr>
+      <w:r>
+        <w:rPr>
+          <w:rFonts w:ascii="Times New Roman" w:hAnsi="Times New Roman" w:eastAsia="Times New Roman" w:cs="Times New Roman"/>
+          <w:sz w:val="24"/>
+          <w:szCs w:val="24"/>
+        </w:rPr>
+        <w:t>ПК-3.2 — «зачтено»: исследовательский вопрос и границы данных определены; для всех двух–трех этапов заданы сроки, ресурсы, проверяемые результаты и контрольные показатели; перспективный этап логически следует из результатов и содержит цель, ресурсы и способ контроля. «Не зачтено»: план отсутствует либо хотя бы один из перечисленных обязательных элементов не позволяет определить, что, когда и по каким признакам проверяется.</w:t>
+      </w:r>
+    </w:p>
+    <w:p>
+      <w:pPr>
+        <w:spacing w:before="0" w:after="0" w:line="276" w:lineRule="auto"/>
+        <w:jc w:val="both"/>
+        <w:rPr>
+          <w:rFonts w:ascii="Times New Roman" w:hAnsi="Times New Roman" w:eastAsia="Times New Roman" w:cs="Times New Roman"/>
+          <w:sz w:val="24"/>
+          <w:szCs w:val="24"/>
+        </w:rPr>
+      </w:pPr>
+      <w:r>
+        <w:rPr>
+          <w:rFonts w:ascii="Times New Roman" w:hAnsi="Times New Roman" w:eastAsia="Times New Roman" w:cs="Times New Roman"/>
+          <w:sz w:val="24"/>
+          <w:szCs w:val="24"/>
+        </w:rPr>
+        <w:t>ПК-3.3 — «зачтено»: журнал содержит не менее двух фактических контрольных точек, сопоставление планового и фактического результата и доступные подтверждающие артефакты; отклонения или их отсутствие обоснованы; корректирующее решение и способ повторной проверки описаны для возникшего случая либо отдельно обозначенного сценария. «Не зачтено»: нет двух фактических точек или подтверждающих результатов, не сопоставлены план и факт либо не обоснован порядок корректировки и повторного контроля.</w:t>
+      </w:r>
+    </w:p>
+    <w:p>
+      <w:pPr>
+        <w:spacing w:before="0" w:after="0" w:line="276" w:lineRule="auto"/>
+        <w:jc w:val="both"/>
+        <w:rPr>
+          <w:rFonts w:ascii="Times New Roman" w:hAnsi="Times New Roman" w:eastAsia="Times New Roman" w:cs="Times New Roman"/>
+          <w:sz w:val="24"/>
+          <w:szCs w:val="24"/>
+        </w:rPr>
+      </w:pPr>
+      <w:r>
+        <w:rPr>
+          <w:rFonts w:ascii="Times New Roman" w:hAnsi="Times New Roman" w:eastAsia="Times New Roman" w:cs="Times New Roman"/>
+          <w:sz w:val="24"/>
+          <w:szCs w:val="24"/>
+        </w:rPr>
+        <w:t>Дополнение засчитывается при выполнении требований по обоим индикаторам; используется существующая шкала лабораторной работы «зачтено» / «не зачтено». Сохраняются общие требования к выполнению расчетов, отчету и защите работы.</w:t>
+      </w:r>
+    </w:p>
+    <w:p>
+      <w:pPr>
+        <w:spacing w:before="0" w:after="0" w:line="276" w:lineRule="auto"/>
+        <w:jc w:val="both"/>
+        <w:rPr>
+          <w:rFonts w:ascii="Times New Roman" w:hAnsi="Times New Roman" w:eastAsia="Times New Roman" w:cs="Times New Roman"/>
+          <w:sz w:val="24"/>
+          <w:szCs w:val="24"/>
+        </w:rPr>
+      </w:pPr>
+      <w:r>
+        <w:rPr>
+          <w:rFonts w:ascii="Times New Roman" w:hAnsi="Times New Roman" w:eastAsia="Times New Roman" w:cs="Times New Roman"/>
+          <w:sz w:val="24"/>
+          <w:szCs w:val="24"/>
+          <w:b/>
+        </w:rPr>
+        <w:t>Дополнительные вопросы для защиты работы №12</w:t>
+      </w:r>
+    </w:p>
+    <w:p>
+      <w:pPr>
+        <w:spacing w:before="0" w:after="0" w:line="276" w:lineRule="auto"/>
+        <w:jc w:val="both"/>
+        <w:rPr>
+          <w:rFonts w:ascii="Times New Roman" w:hAnsi="Times New Roman" w:eastAsia="Times New Roman" w:cs="Times New Roman"/>
+          <w:sz w:val="24"/>
+          <w:szCs w:val="24"/>
+        </w:rPr>
+      </w:pPr>
+      <w:r>
+        <w:rPr>
+          <w:rFonts w:ascii="Times New Roman" w:hAnsi="Times New Roman" w:eastAsia="Times New Roman" w:cs="Times New Roman"/>
+          <w:sz w:val="24"/>
+          <w:szCs w:val="24"/>
+        </w:rPr>
+        <w:t>1. Как цель исследования определяет этапы, сроки, ресурсы и контрольные показатели вашего плана?</w:t>
+      </w:r>
+    </w:p>
+    <w:p>
+      <w:pPr>
+        <w:spacing w:before="0" w:after="0" w:line="276" w:lineRule="auto"/>
+        <w:jc w:val="both"/>
+        <w:rPr>
+          <w:rFonts w:ascii="Times New Roman" w:hAnsi="Times New Roman" w:eastAsia="Times New Roman" w:cs="Times New Roman"/>
+          <w:sz w:val="24"/>
+          <w:szCs w:val="24"/>
+        </w:rPr>
+      </w:pPr>
+      <w:r>
+        <w:rPr>
+          <w:rFonts w:ascii="Times New Roman" w:hAnsi="Times New Roman" w:eastAsia="Times New Roman" w:cs="Times New Roman"/>
+          <w:sz w:val="24"/>
+          <w:szCs w:val="24"/>
+        </w:rPr>
+        <w:t>2. Почему предложенный перспективный этап следует из полученных результатов и какие ресурсы и проверки ему необходимы?</w:t>
+      </w:r>
+    </w:p>
+    <w:p>
+      <w:pPr>
+        <w:spacing w:before="0" w:after="0" w:line="276" w:lineRule="auto"/>
+        <w:jc w:val="both"/>
+        <w:rPr>
+          <w:rFonts w:ascii="Times New Roman" w:hAnsi="Times New Roman" w:eastAsia="Times New Roman" w:cs="Times New Roman"/>
+          <w:sz w:val="24"/>
+          <w:szCs w:val="24"/>
+        </w:rPr>
+      </w:pPr>
+      <w:r>
+        <w:rPr>
+          <w:rFonts w:ascii="Times New Roman" w:hAnsi="Times New Roman" w:eastAsia="Times New Roman" w:cs="Times New Roman"/>
+          <w:sz w:val="24"/>
+          <w:szCs w:val="24"/>
+        </w:rPr>
+        <w:t>3. Какие артефакты подтверждают фактические результаты контрольных точек и как выполнено сопоставление «план — факт»?</w:t>
+      </w:r>
+    </w:p>
+    <w:p>
+      <w:pPr>
+        <w:spacing w:before="0" w:after="0" w:line="276" w:lineRule="auto"/>
+        <w:jc w:val="both"/>
+        <w:rPr>
+          <w:rFonts w:ascii="Times New Roman" w:hAnsi="Times New Roman" w:eastAsia="Times New Roman" w:cs="Times New Roman"/>
+          <w:sz w:val="24"/>
+          <w:szCs w:val="24"/>
+        </w:rPr>
+      </w:pPr>
+      <w:r>
+        <w:rPr>
+          <w:rFonts w:ascii="Times New Roman" w:hAnsi="Times New Roman" w:eastAsia="Times New Roman" w:cs="Times New Roman"/>
+          <w:sz w:val="24"/>
+          <w:szCs w:val="24"/>
+        </w:rPr>
+        <w:t>4. Как выявленное или отдельно обозначенное возможное отклонение меняет план, какое решение принято и как проверяется его результат?</w:t>
       </w:r>
     </w:p>
     <w:p>
